--- a/MP Letter - simple comparison with Dentons Letter.docx
+++ b/MP Letter - simple comparison with Dentons Letter.docx
@@ -80,21 +80,7 @@
               <w:rPr>
                 <w:color w:val="0070C0"/>
               </w:rPr>
-              <w:t>BARCLAYS is named in the French criminal proceedings, in the context of what the prosecutors have described as the “</w:t>
-            </w:r>
-            <w:proofErr w:type="spellStart"/>
-            <w:r>
-              <w:rPr>
-                <w:color w:val="0070C0"/>
-              </w:rPr>
-              <w:t>fraude</w:t>
-            </w:r>
-            <w:proofErr w:type="spellEnd"/>
-            <w:r>
-              <w:rPr>
-                <w:color w:val="0070C0"/>
-              </w:rPr>
-              <w:t xml:space="preserve"> massive” (massive fraud) perpetrated by Mr TAKIEDDINE between 2007 and 2009.  Barclay’s role included providing what the Bank described as “equity release”, enabling and assisting Mr TAKIEDDINE to transfer £12,000,000 of the couple’s matrimonial assets to remote offshore locations, beyond the reach of European justice</w:t>
+              <w:t>BARCLAYS is named in the French criminal proceedings, in the context of what the prosecutors have described as the “fraude massive” (massive fraud) perpetrated by Mr TAKIEDDINE between 2007 and 2009.  Barclay’s role included providing what the Bank described as “equity release”, enabling and assisting Mr TAKIEDDINE to transfer £12,000,000 of the couple’s matrimonial assets to remote offshore locations, beyond the reach of European justice</w:t>
             </w:r>
           </w:p>
         </w:tc>
@@ -106,15 +92,7 @@
           </w:tcPr>
           <w:p>
             <w:r>
-              <w:t xml:space="preserve">Barclays granted the loans against our </w:t>
-            </w:r>
-            <w:proofErr w:type="gramStart"/>
-            <w:r>
-              <w:t>jointly-owned</w:t>
-            </w:r>
-            <w:proofErr w:type="gramEnd"/>
-            <w:r>
-              <w:t xml:space="preserve"> family homes without my knowledge or consent and in the middle of controversial divorce proceedings.  </w:t>
+              <w:t xml:space="preserve">Barclays granted the loans against our jointly-owned family homes without my knowledge or consent and in the middle of controversial divorce proceedings.  </w:t>
             </w:r>
           </w:p>
         </w:tc>
@@ -356,35 +334,7 @@
                 <w:color w:val="0070C0"/>
               </w:rPr>
               <w:lastRenderedPageBreak/>
-              <w:t xml:space="preserve">which involved the murder in 2002 of eleven French engineers, involvement in the illegal €50,000,000 financing by Colonel GADDAFI of Nicolas SARKOZY’s 2007 election campaign, multiple counts of corruption, money laundering, aggravated money laundering, fraud, concealment, tax evasion, laundering the proceeds of tax evasion, organisation </w:t>
-            </w:r>
-            <w:proofErr w:type="spellStart"/>
-            <w:r>
-              <w:rPr>
-                <w:color w:val="0070C0"/>
-              </w:rPr>
-              <w:t>frauduleuse</w:t>
-            </w:r>
-            <w:proofErr w:type="spellEnd"/>
-            <w:r>
-              <w:rPr>
-                <w:color w:val="0070C0"/>
-              </w:rPr>
-              <w:t xml:space="preserve"> de </w:t>
-            </w:r>
-            <w:proofErr w:type="spellStart"/>
-            <w:r>
-              <w:rPr>
-                <w:color w:val="0070C0"/>
-              </w:rPr>
-              <w:t>l'insolvabilité</w:t>
-            </w:r>
-            <w:proofErr w:type="spellEnd"/>
-            <w:r>
-              <w:rPr>
-                <w:color w:val="0070C0"/>
-              </w:rPr>
-              <w:t xml:space="preserve"> (fraudulent self-insolvency) and use of forgery.</w:t>
+              <w:t>which involved the murder in 2002 of eleven French engineers, involvement in the illegal €50,000,000 financing by Colonel GADDAFI of Nicolas SARKOZY’s 2007 election campaign, multiple counts of corruption, money laundering, aggravated money laundering, fraud, concealment, tax evasion, laundering the proceeds of tax evasion, organisation frauduleuse de l'insolvabilité (fraudulent self-insolvency) and use of forgery.</w:t>
             </w:r>
           </w:p>
         </w:tc>
@@ -625,21 +575,7 @@
                 <w:color w:val="0070C0"/>
               </w:rPr>
               <w:lastRenderedPageBreak/>
-              <w:t xml:space="preserve">with Mr TAKIEDDINE to injure our client.  This may amount to an offence under s.329 POCA. </w:t>
-            </w:r>
-            <w:commentRangeStart w:id="0"/>
-            <w:commentRangeEnd w:id="0"/>
-            <w:r>
-              <w:rPr>
-                <w:color w:val="0070C0"/>
-              </w:rPr>
-              <w:commentReference w:id="0"/>
-            </w:r>
-            <w:r>
-              <w:rPr>
-                <w:color w:val="0070C0"/>
-              </w:rPr>
-              <w:t xml:space="preserve">The Bank also conspired with Mr TAKIEDDINE and others to acquire the proceeds from the AMESYS contract, which supplied a convicted terrorist with equipment designed to assist in the </w:t>
+              <w:t xml:space="preserve">with Mr TAKIEDDINE to injure our client.  This may amount to an offence under s.329 POCA. The Bank also conspired with Mr TAKIEDDINE and others to acquire the proceeds from the AMESYS contract, which supplied a convicted terrorist with equipment designed to assist in the </w:t>
             </w:r>
             <w:r>
               <w:rPr>
@@ -695,23 +631,7 @@
                 <w:rFonts w:cs="Calibri"/>
                 <w:color w:val="0070C0"/>
               </w:rPr>
-              <w:t xml:space="preserve">Based on the Credit Report and the other information it is reasonable to assume BARCLAYS facilitated the equity release with a predominant desire to procure business with the Libyan regime of Colonel GADDAFI, including the desperate need to secure an emergency injection of capital </w:t>
-            </w:r>
-            <w:proofErr w:type="gramStart"/>
-            <w:r>
-              <w:rPr>
-                <w:rFonts w:cs="Calibri"/>
-                <w:color w:val="0070C0"/>
-              </w:rPr>
-              <w:t>in order to</w:t>
-            </w:r>
-            <w:proofErr w:type="gramEnd"/>
-            <w:r>
-              <w:rPr>
-                <w:rFonts w:cs="Calibri"/>
-                <w:color w:val="0070C0"/>
-              </w:rPr>
-              <w:t xml:space="preserve"> avoid the UK government bail-out.</w:t>
+              <w:t>Based on the Credit Report and the other information it is reasonable to assume BARCLAYS facilitated the equity release with a predominant desire to procure business with the Libyan regime of Colonel GADDAFI, including the desperate need to secure an emergency injection of capital in order to avoid the UK government bail-out.</w:t>
             </w:r>
           </w:p>
           <w:p/>
@@ -746,35 +666,7 @@
               <w:rPr>
                 <w:color w:val="0070C0"/>
               </w:rPr>
-              <w:t xml:space="preserve">BARCLAYS wished to benefit from Mr TAKIEDDINE’s links with the Libyan regime of Colonel GADDAFI, regardless of the disreputable nature of those links, which included terrorist financing, political corruption and money laundering.  Mr TAKIEDDINE currently faces trial in France for several serious criminal offences, including but not limited to the ‘Karachi Affair’ which involved the murder in 2002 of eleven French engineers, involvement in the illegal €50,000,000 financing by Colonel GADDAFI of Nicolas SARKOZY’s 2007 election campaign, multiple counts of corruption, money laundering, aggravated money laundering, fraud, concealment, tax evasion, laundering the proceeds of tax evasion, organisation </w:t>
-            </w:r>
-            <w:proofErr w:type="spellStart"/>
-            <w:r>
-              <w:rPr>
-                <w:color w:val="0070C0"/>
-              </w:rPr>
-              <w:t>frauduleuse</w:t>
-            </w:r>
-            <w:proofErr w:type="spellEnd"/>
-            <w:r>
-              <w:rPr>
-                <w:color w:val="0070C0"/>
-              </w:rPr>
-              <w:t xml:space="preserve"> de </w:t>
-            </w:r>
-            <w:proofErr w:type="spellStart"/>
-            <w:r>
-              <w:rPr>
-                <w:color w:val="0070C0"/>
-              </w:rPr>
-              <w:t>l'insolvabilité</w:t>
-            </w:r>
-            <w:proofErr w:type="spellEnd"/>
-            <w:r>
-              <w:rPr>
-                <w:color w:val="0070C0"/>
-              </w:rPr>
-              <w:t xml:space="preserve"> (fraudulent self-insolvency) and use of forgery.</w:t>
+              <w:t>BARCLAYS wished to benefit from Mr TAKIEDDINE’s links with the Libyan regime of Colonel GADDAFI, regardless of the disreputable nature of those links, which included terrorist financing, political corruption and money laundering.  Mr TAKIEDDINE currently faces trial in France for several serious criminal offences, including but not limited to the ‘Karachi Affair’ which involved the murder in 2002 of eleven French engineers, involvement in the illegal €50,000,000 financing by Colonel GADDAFI of Nicolas SARKOZY’s 2007 election campaign, multiple counts of corruption, money laundering, aggravated money laundering, fraud, concealment, tax evasion, laundering the proceeds of tax evasion, organisation frauduleuse de l'insolvabilité (fraudulent self-insolvency) and use of forgery.</w:t>
             </w:r>
           </w:p>
         </w:tc>
@@ -918,45 +810,6 @@
     </w:sectPr>
   </w:body>
 </w:document>
-</file>
-
-<file path=word/comments.xml><?xml version="1.0" encoding="utf-8"?>
-<w:comments xmlns:wpc="http://schemas.microsoft.com/office/word/2010/wordprocessingCanvas" xmlns:cx="http://schemas.microsoft.com/office/drawing/2014/chartex" xmlns:cx1="http://schemas.microsoft.com/office/drawing/2015/9/8/chartex" xmlns:cx2="http://schemas.microsoft.com/office/drawing/2015/10/21/chartex" xmlns:cx3="http://schemas.microsoft.com/office/drawing/2016/5/9/chartex" xmlns:cx4="http://schemas.microsoft.com/office/drawing/2016/5/10/chartex" xmlns:cx5="http://schemas.microsoft.com/office/drawing/2016/5/11/chartex" xmlns:cx6="http://schemas.microsoft.com/office/drawing/2016/5/12/chartex" xmlns:cx7="http://schemas.microsoft.com/office/drawing/2016/5/13/chartex" xmlns:cx8="http://schemas.microsoft.com/office/drawing/2016/5/14/chartex" xmlns:mc="http://schemas.openxmlformats.org/markup-compatibility/2006" xmlns:aink="http://schemas.microsoft.com/office/drawing/2016/ink" xmlns:am3d="http://schemas.microsoft.com/office/drawing/2017/model3d" xmlns:o="urn:schemas-microsoft-com:office:office" xmlns:oel="http://schemas.microsoft.com/office/2019/extlst" xmlns:r="http://schemas.openxmlformats.org/officeDocument/2006/relationships" xmlns:m="http://schemas.openxmlformats.org/officeDocument/2006/math" xmlns:v="urn:schemas-microsoft-com:vml" xmlns:wp14="http://schemas.microsoft.com/office/word/2010/wordprocessingDrawing" xmlns:wp="http://schemas.openxmlformats.org/drawingml/2006/wordprocessingDrawing" xmlns:w10="urn:schemas-microsoft-com:office:word" xmlns:w="http://schemas.openxmlformats.org/wordprocessingml/2006/main" xmlns:w14="http://schemas.microsoft.com/office/word/2010/wordml" xmlns:w15="http://schemas.microsoft.com/office/word/2012/wordml" xmlns:w16cex="http://schemas.microsoft.com/office/word/2018/wordml/cex" xmlns:w16cid="http://schemas.microsoft.com/office/word/2016/wordml/cid" xmlns:w16="http://schemas.microsoft.com/office/word/2018/wordml" xmlns:w16sdtdh="http://schemas.microsoft.com/office/word/2020/wordml/sdtdatahash" xmlns:w16se="http://schemas.microsoft.com/office/word/2015/wordml/symex" xmlns:wpg="http://schemas.microsoft.com/office/word/2010/wordprocessingGroup" xmlns:wpi="http://schemas.microsoft.com/office/word/2010/wordprocessingInk" xmlns:wne="http://schemas.microsoft.com/office/word/2006/wordml" xmlns:wps="http://schemas.microsoft.com/office/word/2010/wordprocessingShape" mc:Ignorable="w14 w15 w16se w16cid w16 w16cex w16sdtdh wp14">
-  <w:comment w:id="0" w:author="User" w:date="2019-01-29T15:09:00Z" w:initials="U">
-    <w:p>
-      <w:pPr>
-        <w:pStyle w:val="CommentText"/>
-      </w:pPr>
-      <w:r>
-        <w:rPr>
-          <w:rStyle w:val="CommentReference"/>
-        </w:rPr>
-        <w:annotationRef/>
-      </w:r>
-      <w:r>
-        <w:t xml:space="preserve">How did the Bank do this? Our argument is that the Charges were criminal property. </w:t>
-      </w:r>
-    </w:p>
-  </w:comment>
-</w:comments>
-</file>
-
-<file path=word/commentsExtended.xml><?xml version="1.0" encoding="utf-8"?>
-<w15:commentsEx xmlns:wpc="http://schemas.microsoft.com/office/word/2010/wordprocessingCanvas" xmlns:cx="http://schemas.microsoft.com/office/drawing/2014/chartex" xmlns:cx1="http://schemas.microsoft.com/office/drawing/2015/9/8/chartex" xmlns:cx2="http://schemas.microsoft.com/office/drawing/2015/10/21/chartex" xmlns:cx3="http://schemas.microsoft.com/office/drawing/2016/5/9/chartex" xmlns:cx4="http://schemas.microsoft.com/office/drawing/2016/5/10/chartex" xmlns:cx5="http://schemas.microsoft.com/office/drawing/2016/5/11/chartex" xmlns:cx6="http://schemas.microsoft.com/office/drawing/2016/5/12/chartex" xmlns:cx7="http://schemas.microsoft.com/office/drawing/2016/5/13/chartex" xmlns:cx8="http://schemas.microsoft.com/office/drawing/2016/5/14/chartex" xmlns:mc="http://schemas.openxmlformats.org/markup-compatibility/2006" xmlns:aink="http://schemas.microsoft.com/office/drawing/2016/ink" xmlns:am3d="http://schemas.microsoft.com/office/drawing/2017/model3d" xmlns:o="urn:schemas-microsoft-com:office:office" xmlns:oel="http://schemas.microsoft.com/office/2019/extlst" xmlns:r="http://schemas.openxmlformats.org/officeDocument/2006/relationships" xmlns:m="http://schemas.openxmlformats.org/officeDocument/2006/math" xmlns:v="urn:schemas-microsoft-com:vml" xmlns:wp14="http://schemas.microsoft.com/office/word/2010/wordprocessingDrawing" xmlns:wp="http://schemas.openxmlformats.org/drawingml/2006/wordprocessingDrawing" xmlns:w10="urn:schemas-microsoft-com:office:word" xmlns:w="http://schemas.openxmlformats.org/wordprocessingml/2006/main" xmlns:w14="http://schemas.microsoft.com/office/word/2010/wordml" xmlns:w15="http://schemas.microsoft.com/office/word/2012/wordml" xmlns:w16cex="http://schemas.microsoft.com/office/word/2018/wordml/cex" xmlns:w16cid="http://schemas.microsoft.com/office/word/2016/wordml/cid" xmlns:w16="http://schemas.microsoft.com/office/word/2018/wordml" xmlns:w16sdtdh="http://schemas.microsoft.com/office/word/2020/wordml/sdtdatahash" xmlns:w16se="http://schemas.microsoft.com/office/word/2015/wordml/symex" xmlns:wpg="http://schemas.microsoft.com/office/word/2010/wordprocessingGroup" xmlns:wpi="http://schemas.microsoft.com/office/word/2010/wordprocessingInk" xmlns:wne="http://schemas.microsoft.com/office/word/2006/wordml" xmlns:wps="http://schemas.microsoft.com/office/word/2010/wordprocessingShape" mc:Ignorable="w14 w15 w16se w16cid w16 w16cex w16sdtdh wp14">
-  <w15:commentEx w15:paraId="66A01451" w15:done="0"/>
-</w15:commentsEx>
-</file>
-
-<file path=word/commentsExtensible.xml><?xml version="1.0" encoding="utf-8"?>
-<w16cex:commentsExtensible xmlns:wpc="http://schemas.microsoft.com/office/word/2010/wordprocessingCanvas" xmlns:cx="http://schemas.microsoft.com/office/drawing/2014/chartex" xmlns:cx1="http://schemas.microsoft.com/office/drawing/2015/9/8/chartex" xmlns:cx2="http://schemas.microsoft.com/office/drawing/2015/10/21/chartex" xmlns:cx3="http://schemas.microsoft.com/office/drawing/2016/5/9/chartex" xmlns:cx4="http://schemas.microsoft.com/office/drawing/2016/5/10/chartex" xmlns:cx5="http://schemas.microsoft.com/office/drawing/2016/5/11/chartex" xmlns:cx6="http://schemas.microsoft.com/office/drawing/2016/5/12/chartex" xmlns:cx7="http://schemas.microsoft.com/office/drawing/2016/5/13/chartex" xmlns:cx8="http://schemas.microsoft.com/office/drawing/2016/5/14/chartex" xmlns:mc="http://schemas.openxmlformats.org/markup-compatibility/2006" xmlns:aink="http://schemas.microsoft.com/office/drawing/2016/ink" xmlns:am3d="http://schemas.microsoft.com/office/drawing/2017/model3d" xmlns:o="urn:schemas-microsoft-com:office:office" xmlns:oel="http://schemas.microsoft.com/office/2019/extlst" xmlns:r="http://schemas.openxmlformats.org/officeDocument/2006/relationships" xmlns:m="http://schemas.openxmlformats.org/officeDocument/2006/math" xmlns:v="urn:schemas-microsoft-com:vml" xmlns:wp14="http://schemas.microsoft.com/office/word/2010/wordprocessingDrawing" xmlns:wp="http://schemas.openxmlformats.org/drawingml/2006/wordprocessingDrawing" xmlns:w10="urn:schemas-microsoft-com:office:word" xmlns:w="http://schemas.openxmlformats.org/wordprocessingml/2006/main" xmlns:w14="http://schemas.microsoft.com/office/word/2010/wordml" xmlns:w15="http://schemas.microsoft.com/office/word/2012/wordml" xmlns:w16cex="http://schemas.microsoft.com/office/word/2018/wordml/cex" xmlns:w16cid="http://schemas.microsoft.com/office/word/2016/wordml/cid" xmlns:w16="http://schemas.microsoft.com/office/word/2018/wordml" xmlns:w16sdtdh="http://schemas.microsoft.com/office/word/2020/wordml/sdtdatahash" xmlns:w16se="http://schemas.microsoft.com/office/word/2015/wordml/symex" xmlns:wpg="http://schemas.microsoft.com/office/word/2010/wordprocessingGroup" xmlns:wpi="http://schemas.microsoft.com/office/word/2010/wordprocessingInk" xmlns:wne="http://schemas.microsoft.com/office/word/2006/wordml" xmlns:wps="http://schemas.microsoft.com/office/word/2010/wordprocessingShape" mc:Ignorable="w14 w15 w16se w16cid w16 w16cex w16sdtdh wp14">
-  <w16cex:commentExtensible w16cex:durableId="1FFAEB40" w16cex:dateUtc="2019-01-29T15:09:00Z"/>
-</w16cex:commentsExtensible>
-</file>
-
-<file path=word/commentsIds.xml><?xml version="1.0" encoding="utf-8"?>
-<w16cid:commentsIds xmlns:wpc="http://schemas.microsoft.com/office/word/2010/wordprocessingCanvas" xmlns:cx="http://schemas.microsoft.com/office/drawing/2014/chartex" xmlns:cx1="http://schemas.microsoft.com/office/drawing/2015/9/8/chartex" xmlns:cx2="http://schemas.microsoft.com/office/drawing/2015/10/21/chartex" xmlns:cx3="http://schemas.microsoft.com/office/drawing/2016/5/9/chartex" xmlns:cx4="http://schemas.microsoft.com/office/drawing/2016/5/10/chartex" xmlns:cx5="http://schemas.microsoft.com/office/drawing/2016/5/11/chartex" xmlns:cx6="http://schemas.microsoft.com/office/drawing/2016/5/12/chartex" xmlns:cx7="http://schemas.microsoft.com/office/drawing/2016/5/13/chartex" xmlns:cx8="http://schemas.microsoft.com/office/drawing/2016/5/14/chartex" xmlns:mc="http://schemas.openxmlformats.org/markup-compatibility/2006" xmlns:aink="http://schemas.microsoft.com/office/drawing/2016/ink" xmlns:am3d="http://schemas.microsoft.com/office/drawing/2017/model3d" xmlns:o="urn:schemas-microsoft-com:office:office" xmlns:oel="http://schemas.microsoft.com/office/2019/extlst" xmlns:r="http://schemas.openxmlformats.org/officeDocument/2006/relationships" xmlns:m="http://schemas.openxmlformats.org/officeDocument/2006/math" xmlns:v="urn:schemas-microsoft-com:vml" xmlns:wp14="http://schemas.microsoft.com/office/word/2010/wordprocessingDrawing" xmlns:wp="http://schemas.openxmlformats.org/drawingml/2006/wordprocessingDrawing" xmlns:w10="urn:schemas-microsoft-com:office:word" xmlns:w="http://schemas.openxmlformats.org/wordprocessingml/2006/main" xmlns:w14="http://schemas.microsoft.com/office/word/2010/wordml" xmlns:w15="http://schemas.microsoft.com/office/word/2012/wordml" xmlns:w16cex="http://schemas.microsoft.com/office/word/2018/wordml/cex" xmlns:w16cid="http://schemas.microsoft.com/office/word/2016/wordml/cid" xmlns:w16="http://schemas.microsoft.com/office/word/2018/wordml" xmlns:w16sdtdh="http://schemas.microsoft.com/office/word/2020/wordml/sdtdatahash" xmlns:w16se="http://schemas.microsoft.com/office/word/2015/wordml/symex" xmlns:wpg="http://schemas.microsoft.com/office/word/2010/wordprocessingGroup" xmlns:wpi="http://schemas.microsoft.com/office/word/2010/wordprocessingInk" xmlns:wne="http://schemas.microsoft.com/office/word/2006/wordml" xmlns:wps="http://schemas.microsoft.com/office/word/2010/wordprocessingShape" mc:Ignorable="w14 w15 w16se w16cid w16 w16cex w16sdtdh wp14">
-  <w16cid:commentId w16cid:paraId="66A01451" w16cid:durableId="1FFAEB40"/>
-</w16cid:commentsIds>
 </file>
 
 <file path=word/numbering.xml><?xml version="1.0" encoding="utf-8"?>
@@ -1079,14 +932,6 @@
     <w:abstractNumId w:val="0"/>
   </w:num>
 </w:numbering>
-</file>
-
-<file path=word/people.xml><?xml version="1.0" encoding="utf-8"?>
-<w15:people xmlns:wpc="http://schemas.microsoft.com/office/word/2010/wordprocessingCanvas" xmlns:cx="http://schemas.microsoft.com/office/drawing/2014/chartex" xmlns:cx1="http://schemas.microsoft.com/office/drawing/2015/9/8/chartex" xmlns:cx2="http://schemas.microsoft.com/office/drawing/2015/10/21/chartex" xmlns:cx3="http://schemas.microsoft.com/office/drawing/2016/5/9/chartex" xmlns:cx4="http://schemas.microsoft.com/office/drawing/2016/5/10/chartex" xmlns:cx5="http://schemas.microsoft.com/office/drawing/2016/5/11/chartex" xmlns:cx6="http://schemas.microsoft.com/office/drawing/2016/5/12/chartex" xmlns:cx7="http://schemas.microsoft.com/office/drawing/2016/5/13/chartex" xmlns:cx8="http://schemas.microsoft.com/office/drawing/2016/5/14/chartex" xmlns:mc="http://schemas.openxmlformats.org/markup-compatibility/2006" xmlns:aink="http://schemas.microsoft.com/office/drawing/2016/ink" xmlns:am3d="http://schemas.microsoft.com/office/drawing/2017/model3d" xmlns:o="urn:schemas-microsoft-com:office:office" xmlns:oel="http://schemas.microsoft.com/office/2019/extlst" xmlns:r="http://schemas.openxmlformats.org/officeDocument/2006/relationships" xmlns:m="http://schemas.openxmlformats.org/officeDocument/2006/math" xmlns:v="urn:schemas-microsoft-com:vml" xmlns:wp14="http://schemas.microsoft.com/office/word/2010/wordprocessingDrawing" xmlns:wp="http://schemas.openxmlformats.org/drawingml/2006/wordprocessingDrawing" xmlns:w10="urn:schemas-microsoft-com:office:word" xmlns:w="http://schemas.openxmlformats.org/wordprocessingml/2006/main" xmlns:w14="http://schemas.microsoft.com/office/word/2010/wordml" xmlns:w15="http://schemas.microsoft.com/office/word/2012/wordml" xmlns:w16cex="http://schemas.microsoft.com/office/word/2018/wordml/cex" xmlns:w16cid="http://schemas.microsoft.com/office/word/2016/wordml/cid" xmlns:w16="http://schemas.microsoft.com/office/word/2018/wordml" xmlns:w16sdtdh="http://schemas.microsoft.com/office/word/2020/wordml/sdtdatahash" xmlns:w16se="http://schemas.microsoft.com/office/word/2015/wordml/symex" xmlns:wpg="http://schemas.microsoft.com/office/word/2010/wordprocessingGroup" xmlns:wpi="http://schemas.microsoft.com/office/word/2010/wordprocessingInk" xmlns:wne="http://schemas.microsoft.com/office/word/2006/wordml" xmlns:wps="http://schemas.microsoft.com/office/word/2010/wordprocessingShape" mc:Ignorable="w14 w15 w16se w16cid w16 w16cex w16sdtdh wp14">
-  <w15:person w15:author="User">
-    <w15:presenceInfo w15:providerId="None" w15:userId="User"/>
-  </w15:person>
-</w15:people>
 </file>
 
 <file path=word/styles.xml><?xml version="1.0" encoding="utf-8"?>
